--- a/4.质量管理/2.运行记录类文件/JXTX-04-10-2025年1-11月满意度调查报告.docx
+++ b/4.质量管理/2.运行记录类文件/JXTX-04-10-2025年1-11月满意度调查报告.docx
@@ -132,7 +132,67 @@
           <w:rFonts w:hint="eastAsia"/>
           <w:lang w:val="en-US" w:eastAsia="zh-CN"/>
         </w:rPr>
-        <w:t>江西通信产业服务有限公司</w:t>
+        <w:t>江西</w:t>
+      </w:r>
+      <w:bookmarkStart w:id="20" w:name="_GoBack"/>
+      <w:r>
+        <w:drawing>
+          <wp:anchor distT="0" distB="0" distL="114300" distR="114300" simplePos="0" relativeHeight="251661312" behindDoc="1" locked="0" layoutInCell="1" allowOverlap="1">
+            <wp:simplePos x="0" y="0"/>
+            <wp:positionH relativeFrom="column">
+              <wp:posOffset>-19050</wp:posOffset>
+            </wp:positionH>
+            <wp:positionV relativeFrom="paragraph">
+              <wp:posOffset>-22225</wp:posOffset>
+            </wp:positionV>
+            <wp:extent cx="5304790" cy="8893810"/>
+            <wp:effectExtent l="0" t="0" r="13970" b="6350"/>
+            <wp:wrapNone/>
+            <wp:docPr id="1" name="图片 1"/>
+            <wp:cNvGraphicFramePr>
+              <a:graphicFrameLocks xmlns:a="http://schemas.openxmlformats.org/drawingml/2006/main" noChangeAspect="1"/>
+            </wp:cNvGraphicFramePr>
+            <a:graphic xmlns:a="http://schemas.openxmlformats.org/drawingml/2006/main">
+              <a:graphicData uri="http://schemas.openxmlformats.org/drawingml/2006/picture">
+                <pic:pic xmlns:pic="http://schemas.openxmlformats.org/drawingml/2006/picture">
+                  <pic:nvPicPr>
+                    <pic:cNvPr id="1" name="图片 1"/>
+                    <pic:cNvPicPr>
+                      <a:picLocks noChangeAspect="1"/>
+                    </pic:cNvPicPr>
+                  </pic:nvPicPr>
+                  <pic:blipFill>
+                    <a:blip r:embed="rId10"/>
+                    <a:stretch>
+                      <a:fillRect/>
+                    </a:stretch>
+                  </pic:blipFill>
+                  <pic:spPr>
+                    <a:xfrm>
+                      <a:off x="0" y="0"/>
+                      <a:ext cx="5304790" cy="8893810"/>
+                    </a:xfrm>
+                    <a:prstGeom prst="rect">
+                      <a:avLst/>
+                    </a:prstGeom>
+                    <a:noFill/>
+                    <a:ln>
+                      <a:noFill/>
+                    </a:ln>
+                  </pic:spPr>
+                </pic:pic>
+              </a:graphicData>
+            </a:graphic>
+          </wp:anchor>
+        </w:drawing>
+      </w:r>
+      <w:bookmarkEnd w:id="20"/>
+      <w:r>
+        <w:rPr>
+          <w:rFonts w:hint="eastAsia"/>
+          <w:lang w:val="en-US" w:eastAsia="zh-CN"/>
+        </w:rPr>
+        <w:t>通信产业服务有限公司</w:t>
       </w:r>
       <w:bookmarkEnd w:id="0"/>
     </w:p>
@@ -417,8 +477,6 @@
               </w:rPr>
               <w:t>2025.09.30</w:t>
             </w:r>
-            <w:bookmarkStart w:id="20" w:name="_GoBack"/>
-            <w:bookmarkEnd w:id="20"/>
           </w:p>
         </w:tc>
       </w:tr>
@@ -2773,9 +2831,9 @@
         <w:pStyle w:val="28"/>
         <w:bidi w:val="0"/>
       </w:pPr>
-      <w:bookmarkStart w:id="10" w:name="bookmark6"/>
+      <w:bookmarkStart w:id="10" w:name="bookmark7"/>
       <w:bookmarkEnd w:id="10"/>
-      <w:bookmarkStart w:id="11" w:name="bookmark7"/>
+      <w:bookmarkStart w:id="11" w:name="bookmark6"/>
       <w:bookmarkEnd w:id="11"/>
       <w:bookmarkStart w:id="12" w:name="_Toc29757"/>
       <w:r>
@@ -9720,12 +9778,6 @@
             <w:insideH w:val="single" w:color="000000" w:sz="4" w:space="0"/>
             <w:insideV w:val="single" w:color="000000" w:sz="4" w:space="0"/>
           </w:tblBorders>
-          <w:tblCellMar>
-            <w:top w:w="0" w:type="dxa"/>
-            <w:left w:w="0" w:type="dxa"/>
-            <w:bottom w:w="0" w:type="dxa"/>
-            <w:right w:w="0" w:type="dxa"/>
-          </w:tblCellMar>
         </w:tblPrEx>
         <w:trPr>
           <w:trHeight w:val="551" w:hRule="atLeast"/>
